--- a/32520 System_Administration/week6/lab_test3/lab_test_3.docx
+++ b/32520 System_Administration/week6/lab_test3/lab_test_3.docx
@@ -1,6 +1,6 @@
 
 <file path=word/document.xml><?xml version="1.0" encoding="utf-8"?>
-<w:document xmlns:wpc="http://schemas.microsoft.com/office/word/2010/wordprocessingCanvas" xmlns:cx="http://schemas.microsoft.com/office/drawing/2014/chartex" xmlns:cx1="http://schemas.microsoft.com/office/drawing/2015/9/8/chartex" xmlns:cx2="http://schemas.microsoft.com/office/drawing/2015/10/21/chartex" xmlns:cx3="http://schemas.microsoft.com/office/drawing/2016/5/9/chartex" xmlns:cx4="http://schemas.microsoft.com/office/drawing/2016/5/10/chartex" xmlns:cx5="http://schemas.microsoft.com/office/drawing/2016/5/11/chartex" xmlns:cx6="http://schemas.microsoft.com/office/drawing/2016/5/12/chartex" xmlns:cx7="http://schemas.microsoft.com/office/drawing/2016/5/13/chartex" xmlns:cx8="http://schemas.microsoft.com/office/drawing/2016/5/14/chartex" xmlns:mc="http://schemas.openxmlformats.org/markup-compatibility/2006" xmlns:aink="http://schemas.microsoft.com/office/drawing/2016/ink" xmlns:am3d="http://schemas.microsoft.com/office/drawing/2017/model3d" xmlns:o="urn:schemas-microsoft-com:office:office" xmlns:oel="http://schemas.microsoft.com/office/2019/extlst" xmlns:r="http://schemas.openxmlformats.org/officeDocument/2006/relationships" xmlns:m="http://schemas.openxmlformats.org/officeDocument/2006/math" xmlns:v="urn:schemas-microsoft-com:vml" xmlns:wp14="http://schemas.microsoft.com/office/word/2010/wordprocessingDrawing" xmlns:wp="http://schemas.openxmlformats.org/drawingml/2006/wordprocessingDrawing" xmlns:w10="urn:schemas-microsoft-com:office:word" xmlns:w="http://schemas.openxmlformats.org/wordprocessingml/2006/main" xmlns:w14="http://schemas.microsoft.com/office/word/2010/wordml" xmlns:w15="http://schemas.microsoft.com/office/word/2012/wordml" xmlns:w16cex="http://schemas.microsoft.com/office/word/2018/wordml/cex" xmlns:w16cid="http://schemas.microsoft.com/office/word/2016/wordml/cid" xmlns:w16="http://schemas.microsoft.com/office/word/2018/wordml" xmlns:w16du="http://schemas.microsoft.com/office/word/2023/wordml/word16du" xmlns:w16sdtdh="http://schemas.microsoft.com/office/word/2020/wordml/sdtdatahash" xmlns:w16sdtfl="http://schemas.microsoft.com/office/word/2024/wordml/sdtformatlock" xmlns:w16se="http://schemas.microsoft.com/office/word/2015/wordml/symex" xmlns:wpg="http://schemas.microsoft.com/office/word/2010/wordprocessingGroup" xmlns:wpi="http://schemas.microsoft.com/office/word/2010/wordprocessingInk" xmlns:wne="http://schemas.microsoft.com/office/word/2006/wordml" xmlns:wps="http://schemas.microsoft.com/office/word/2010/wordprocessingShape" mc:Ignorable="w14 w15 w16se w16cid w16 w16cex w16sdtdh w16sdtfl w16du wp14">
+<w:document xmlns:wpc="http://schemas.microsoft.com/office/word/2010/wordprocessingCanvas" xmlns:cx="http://schemas.microsoft.com/office/drawing/2014/chartex" xmlns:cx1="http://schemas.microsoft.com/office/drawing/2015/9/8/chartex" xmlns:cx2="http://schemas.microsoft.com/office/drawing/2015/10/21/chartex" xmlns:cx3="http://schemas.microsoft.com/office/drawing/2016/5/9/chartex" xmlns:cx4="http://schemas.microsoft.com/office/drawing/2016/5/10/chartex" xmlns:cx5="http://schemas.microsoft.com/office/drawing/2016/5/11/chartex" xmlns:cx6="http://schemas.microsoft.com/office/drawing/2016/5/12/chartex" xmlns:cx7="http://schemas.microsoft.com/office/drawing/2016/5/13/chartex" xmlns:cx8="http://schemas.microsoft.com/office/drawing/2016/5/14/chartex" xmlns:mc="http://schemas.openxmlformats.org/markup-compatibility/2006" xmlns:m="http://schemas.openxmlformats.org/officeDocument/2006/math" xmlns:aink="http://schemas.microsoft.com/office/drawing/2016/ink" xmlns:am3d="http://schemas.microsoft.com/office/drawing/2017/model3d" xmlns:oel="http://schemas.microsoft.com/office/2019/extlst" xmlns:r="http://schemas.openxmlformats.org/officeDocument/2006/relationships" xmlns:wp14="http://schemas.microsoft.com/office/word/2010/wordprocessingDrawing" xmlns:wp="http://schemas.openxmlformats.org/drawingml/2006/wordprocessingDrawing" xmlns:wpg="http://schemas.microsoft.com/office/word/2010/wordprocessingGroup" xmlns:wpi="http://schemas.microsoft.com/office/word/2010/wordprocessingInk" xmlns:wps="http://schemas.microsoft.com/office/word/2010/wordprocessingShape" xmlns:o="urn:schemas-microsoft-com:office:office" xmlns:v="urn:schemas-microsoft-com:vml" xmlns:w10="urn:schemas-microsoft-com:office:word" xmlns:w="http://schemas.openxmlformats.org/wordprocessingml/2006/main" xmlns:w14="http://schemas.microsoft.com/office/word/2010/wordml" xmlns:w15="http://schemas.microsoft.com/office/word/2012/wordml" xmlns:w16cex="http://schemas.microsoft.com/office/word/2018/wordml/cex" xmlns:w16cid="http://schemas.microsoft.com/office/word/2016/wordml/cid" xmlns:w16="http://schemas.microsoft.com/office/word/2018/wordml" xmlns:w16sdtdh="http://schemas.microsoft.com/office/word/2020/wordml/sdtdatahash" xmlns:w16sdtfl="http://schemas.microsoft.com/office/word/2024/wordml/sdtformatlock" xmlns:w16se="http://schemas.microsoft.com/office/word/2015/wordml/symex" xmlns:w16du="http://schemas.microsoft.com/office/word/2023/wordml/word16du" xmlns:wne="http://schemas.microsoft.com/office/word/2006/wordml" mc:Ignorable="w14 w15 w16se w16cid w16 w16cex w16sdtdh w16sdtfl w16du wp14">
   <w:body>
     <w:p>
       <w:pPr>
@@ -10,7 +10,7 @@
         <w:t xml:space="preserve">Group assignment answer sheet for Lab test </w:t>
       </w:r>
       <w:r>
-        <w:t>2</w:t>
+        <w:t>3</w:t>
       </w:r>
     </w:p>
     <w:tbl>
@@ -40,7 +40,14 @@
                 <w:b/>
                 <w:bCs/>
               </w:rPr>
-              <w:t>Student ID</w:t>
+              <w:t xml:space="preserve">Student </w:t>
+            </w:r>
+            <w:r>
+              <w:rPr>
+                <w:b/>
+                <w:bCs/>
+              </w:rPr>
+              <w:t>Name</w:t>
             </w:r>
           </w:p>
         </w:tc>
@@ -60,7 +67,14 @@
                 <w:b/>
                 <w:bCs/>
               </w:rPr>
-              <w:t>Student Name</w:t>
+              <w:t xml:space="preserve">Student </w:t>
+            </w:r>
+            <w:r>
+              <w:rPr>
+                <w:b/>
+                <w:bCs/>
+              </w:rPr>
+              <w:t>ID</w:t>
             </w:r>
           </w:p>
         </w:tc>
@@ -70,13 +84,21 @@
           <w:tcPr>
             <w:tcW w:w="4508" w:type="dxa"/>
           </w:tcPr>
-          <w:p/>
+          <w:p>
+            <w:r>
+              <w:t>Maroor Chethan Pai</w:t>
+            </w:r>
+          </w:p>
         </w:tc>
         <w:tc>
           <w:tcPr>
             <w:tcW w:w="4508" w:type="dxa"/>
           </w:tcPr>
-          <w:p/>
+          <w:p>
+            <w:r>
+              <w:t>25743535</w:t>
+            </w:r>
+          </w:p>
         </w:tc>
       </w:tr>
       <w:tr>
@@ -84,13 +106,21 @@
           <w:tcPr>
             <w:tcW w:w="4508" w:type="dxa"/>
           </w:tcPr>
-          <w:p/>
+          <w:p>
+            <w:r>
+              <w:t>Preetham Srinivas</w:t>
+            </w:r>
+          </w:p>
         </w:tc>
         <w:tc>
           <w:tcPr>
             <w:tcW w:w="4508" w:type="dxa"/>
           </w:tcPr>
-          <w:p/>
+          <w:p>
+            <w:r>
+              <w:t>25739069</w:t>
+            </w:r>
+          </w:p>
         </w:tc>
       </w:tr>
       <w:tr>
@@ -98,13 +128,21 @@
           <w:tcPr>
             <w:tcW w:w="4508" w:type="dxa"/>
           </w:tcPr>
-          <w:p/>
+          <w:p>
+            <w:r>
+              <w:t>Sreelakshmi Nambiar</w:t>
+            </w:r>
+          </w:p>
         </w:tc>
         <w:tc>
           <w:tcPr>
             <w:tcW w:w="4508" w:type="dxa"/>
           </w:tcPr>
-          <w:p/>
+          <w:p>
+            <w:r>
+              <w:t>25533100</w:t>
+            </w:r>
+          </w:p>
         </w:tc>
       </w:tr>
       <w:tr>
@@ -112,13 +150,26 @@
           <w:tcPr>
             <w:tcW w:w="4508" w:type="dxa"/>
           </w:tcPr>
-          <w:p/>
+          <w:p>
+            <w:proofErr w:type="spellStart"/>
+            <w:r>
+              <w:t>Jinkyung</w:t>
+            </w:r>
+            <w:proofErr w:type="spellEnd"/>
+            <w:r>
+              <w:t xml:space="preserve"> Kim</w:t>
+            </w:r>
+          </w:p>
         </w:tc>
         <w:tc>
           <w:tcPr>
             <w:tcW w:w="4508" w:type="dxa"/>
           </w:tcPr>
-          <w:p/>
+          <w:p>
+            <w:r>
+              <w:t>14657314</w:t>
+            </w:r>
+          </w:p>
         </w:tc>
       </w:tr>
       <w:tr>
@@ -126,13 +177,21 @@
           <w:tcPr>
             <w:tcW w:w="4508" w:type="dxa"/>
           </w:tcPr>
-          <w:p/>
+          <w:p>
+            <w:r>
+              <w:t>Harshit Kalpesh Soni</w:t>
+            </w:r>
+          </w:p>
         </w:tc>
         <w:tc>
           <w:tcPr>
             <w:tcW w:w="4508" w:type="dxa"/>
           </w:tcPr>
-          <w:p/>
+          <w:p>
+            <w:r>
+              <w:t>25652177</w:t>
+            </w:r>
+          </w:p>
         </w:tc>
       </w:tr>
     </w:tbl>
@@ -1079,11 +1138,28 @@
       </w:r>
     </w:p>
     <w:p>
-      <w:r>
+      <w:pPr>
         <w:rPr>
           <w:b/>
           <w:bCs/>
         </w:rPr>
+      </w:pPr>
+    </w:p>
+    <w:p>
+      <w:pPr>
+        <w:rPr>
+          <w:b/>
+          <w:bCs/>
+        </w:rPr>
+      </w:pPr>
+    </w:p>
+    <w:p>
+      <w:r>
+        <w:rPr>
+          <w:b/>
+          <w:bCs/>
+        </w:rPr>
+        <w:lastRenderedPageBreak/>
         <w:t>Windows</w:t>
       </w:r>
     </w:p>
@@ -1107,6 +1183,57 @@
     </w:p>
     <w:p>
       <w:pPr>
+        <w:ind w:left="720"/>
+      </w:pPr>
+      <w:r>
+        <w:rPr>
+          <w:noProof/>
+        </w:rPr>
+        <w:drawing>
+          <wp:inline distT="0" distB="0" distL="0" distR="0" wp14:anchorId="255552A8" wp14:editId="185B6D55">
+            <wp:extent cx="4749800" cy="2095500"/>
+            <wp:effectExtent l="0" t="0" r="0" b="0"/>
+            <wp:docPr id="1674990340" name="Picture 1"/>
+            <wp:cNvGraphicFramePr>
+              <a:graphicFrameLocks xmlns:a="http://schemas.openxmlformats.org/drawingml/2006/main" noChangeAspect="1"/>
+            </wp:cNvGraphicFramePr>
+            <a:graphic xmlns:a="http://schemas.openxmlformats.org/drawingml/2006/main">
+              <a:graphicData uri="http://schemas.openxmlformats.org/drawingml/2006/picture">
+                <pic:pic xmlns:pic="http://schemas.openxmlformats.org/drawingml/2006/picture">
+                  <pic:nvPicPr>
+                    <pic:cNvPr id="1674990340" name="Picture 1674990340"/>
+                    <pic:cNvPicPr/>
+                  </pic:nvPicPr>
+                  <pic:blipFill>
+                    <a:blip r:embed="rId5">
+                      <a:extLst>
+                        <a:ext uri="{28A0092B-C50C-407E-A947-70E740481C1C}">
+                          <a14:useLocalDpi xmlns:a14="http://schemas.microsoft.com/office/drawing/2010/main" val="0"/>
+                        </a:ext>
+                      </a:extLst>
+                    </a:blip>
+                    <a:stretch>
+                      <a:fillRect/>
+                    </a:stretch>
+                  </pic:blipFill>
+                  <pic:spPr>
+                    <a:xfrm>
+                      <a:off x="0" y="0"/>
+                      <a:ext cx="4749800" cy="2095500"/>
+                    </a:xfrm>
+                    <a:prstGeom prst="rect">
+                      <a:avLst/>
+                    </a:prstGeom>
+                  </pic:spPr>
+                </pic:pic>
+              </a:graphicData>
+            </a:graphic>
+          </wp:inline>
+        </w:drawing>
+      </w:r>
+    </w:p>
+    <w:p>
+      <w:pPr>
         <w:pStyle w:val="ListParagraph"/>
         <w:numPr>
           <w:ilvl w:val="0"/>
@@ -1114,7 +1241,6 @@
         </w:numPr>
       </w:pPr>
       <w:r>
-        <w:lastRenderedPageBreak/>
         <w:t xml:space="preserve"> </w:t>
       </w:r>
       <w:r>
@@ -1151,6 +1277,64 @@
       </w:r>
       <w:r>
         <w:t xml:space="preserve"> </w:t>
+      </w:r>
+    </w:p>
+    <w:p>
+      <w:pPr>
+        <w:ind w:left="360" w:firstLine="720"/>
+      </w:pPr>
+      <w:r>
+        <w:rPr>
+          <w:noProof/>
+        </w:rPr>
+        <w:drawing>
+          <wp:inline distT="0" distB="0" distL="0" distR="0" wp14:anchorId="28D2CCE9" wp14:editId="7CA46CFE">
+            <wp:extent cx="2778760" cy="2395855"/>
+            <wp:effectExtent l="0" t="0" r="2540" b="4445"/>
+            <wp:docPr id="615151982" name="Picture 2"/>
+            <wp:cNvGraphicFramePr>
+              <a:graphicFrameLocks xmlns:a="http://schemas.openxmlformats.org/drawingml/2006/main" noChangeAspect="1"/>
+            </wp:cNvGraphicFramePr>
+            <a:graphic xmlns:a="http://schemas.openxmlformats.org/drawingml/2006/main">
+              <a:graphicData uri="http://schemas.openxmlformats.org/drawingml/2006/picture">
+                <pic:pic xmlns:pic="http://schemas.openxmlformats.org/drawingml/2006/picture">
+                  <pic:nvPicPr>
+                    <pic:cNvPr id="0" name="Picture 1"/>
+                    <pic:cNvPicPr>
+                      <a:picLocks noChangeAspect="1" noChangeArrowheads="1"/>
+                    </pic:cNvPicPr>
+                  </pic:nvPicPr>
+                  <pic:blipFill>
+                    <a:blip r:embed="rId6">
+                      <a:extLst>
+                        <a:ext uri="{28A0092B-C50C-407E-A947-70E740481C1C}">
+                          <a14:useLocalDpi xmlns:a14="http://schemas.microsoft.com/office/drawing/2010/main" val="0"/>
+                        </a:ext>
+                      </a:extLst>
+                    </a:blip>
+                    <a:srcRect/>
+                    <a:stretch>
+                      <a:fillRect/>
+                    </a:stretch>
+                  </pic:blipFill>
+                  <pic:spPr bwMode="auto">
+                    <a:xfrm>
+                      <a:off x="0" y="0"/>
+                      <a:ext cx="2778760" cy="2395855"/>
+                    </a:xfrm>
+                    <a:prstGeom prst="rect">
+                      <a:avLst/>
+                    </a:prstGeom>
+                    <a:noFill/>
+                    <a:ln>
+                      <a:noFill/>
+                    </a:ln>
+                  </pic:spPr>
+                </pic:pic>
+              </a:graphicData>
+            </a:graphic>
+          </wp:inline>
+        </w:drawing>
       </w:r>
     </w:p>
     <w:p>
@@ -1180,6 +1364,65 @@
     <w:p>
       <w:pPr>
         <w:pStyle w:val="ListParagraph"/>
+      </w:pPr>
+      <w:r>
+        <w:rPr>
+          <w:noProof/>
+        </w:rPr>
+        <w:lastRenderedPageBreak/>
+        <w:drawing>
+          <wp:inline distT="0" distB="0" distL="0" distR="0" wp14:anchorId="3F9DAADC" wp14:editId="0D535CA9">
+            <wp:extent cx="4061460" cy="2622550"/>
+            <wp:effectExtent l="0" t="0" r="2540" b="6350"/>
+            <wp:docPr id="1433632668" name="Picture 4"/>
+            <wp:cNvGraphicFramePr>
+              <a:graphicFrameLocks xmlns:a="http://schemas.openxmlformats.org/drawingml/2006/main" noChangeAspect="1"/>
+            </wp:cNvGraphicFramePr>
+            <a:graphic xmlns:a="http://schemas.openxmlformats.org/drawingml/2006/main">
+              <a:graphicData uri="http://schemas.openxmlformats.org/drawingml/2006/picture">
+                <pic:pic xmlns:pic="http://schemas.openxmlformats.org/drawingml/2006/picture">
+                  <pic:nvPicPr>
+                    <pic:cNvPr id="0" name="Picture 5"/>
+                    <pic:cNvPicPr>
+                      <a:picLocks noChangeAspect="1" noChangeArrowheads="1"/>
+                    </pic:cNvPicPr>
+                  </pic:nvPicPr>
+                  <pic:blipFill>
+                    <a:blip r:embed="rId7">
+                      <a:extLst>
+                        <a:ext uri="{28A0092B-C50C-407E-A947-70E740481C1C}">
+                          <a14:useLocalDpi xmlns:a14="http://schemas.microsoft.com/office/drawing/2010/main" val="0"/>
+                        </a:ext>
+                      </a:extLst>
+                    </a:blip>
+                    <a:srcRect/>
+                    <a:stretch>
+                      <a:fillRect/>
+                    </a:stretch>
+                  </pic:blipFill>
+                  <pic:spPr bwMode="auto">
+                    <a:xfrm>
+                      <a:off x="0" y="0"/>
+                      <a:ext cx="4061460" cy="2622550"/>
+                    </a:xfrm>
+                    <a:prstGeom prst="rect">
+                      <a:avLst/>
+                    </a:prstGeom>
+                    <a:noFill/>
+                    <a:ln>
+                      <a:noFill/>
+                    </a:ln>
+                  </pic:spPr>
+                </pic:pic>
+              </a:graphicData>
+            </a:graphic>
+          </wp:inline>
+        </w:drawing>
+      </w:r>
+    </w:p>
+    <w:p>
+      <w:pPr>
+        <w:pStyle w:val="ListParagraph"/>
         <w:numPr>
           <w:ilvl w:val="0"/>
           <w:numId w:val="6"/>
@@ -1187,6 +1430,98 @@
       </w:pPr>
       <w:r>
         <w:t>ping ns</w:t>
+      </w:r>
+    </w:p>
+    <w:p>
+      <w:pPr>
+        <w:pStyle w:val="ListParagraph"/>
+      </w:pPr>
+    </w:p>
+    <w:p>
+      <w:pPr>
+        <w:pStyle w:val="ListParagraph"/>
+      </w:pPr>
+      <w:r>
+        <w:rPr>
+          <w:noProof/>
+        </w:rPr>
+        <w:drawing>
+          <wp:inline distT="0" distB="0" distL="0" distR="0" wp14:anchorId="2B4E0C7B" wp14:editId="5F32C3ED">
+            <wp:extent cx="3494405" cy="1998980"/>
+            <wp:effectExtent l="0" t="0" r="0" b="0"/>
+            <wp:docPr id="389604875" name="Picture 3"/>
+            <wp:cNvGraphicFramePr>
+              <a:graphicFrameLocks xmlns:a="http://schemas.openxmlformats.org/drawingml/2006/main" noChangeAspect="1"/>
+            </wp:cNvGraphicFramePr>
+            <a:graphic xmlns:a="http://schemas.openxmlformats.org/drawingml/2006/main">
+              <a:graphicData uri="http://schemas.openxmlformats.org/drawingml/2006/picture">
+                <pic:pic xmlns:pic="http://schemas.openxmlformats.org/drawingml/2006/picture">
+                  <pic:nvPicPr>
+                    <pic:cNvPr id="0" name="Picture 3"/>
+                    <pic:cNvPicPr>
+                      <a:picLocks noChangeAspect="1" noChangeArrowheads="1"/>
+                    </pic:cNvPicPr>
+                  </pic:nvPicPr>
+                  <pic:blipFill>
+                    <a:blip r:embed="rId8">
+                      <a:extLst>
+                        <a:ext uri="{28A0092B-C50C-407E-A947-70E740481C1C}">
+                          <a14:useLocalDpi xmlns:a14="http://schemas.microsoft.com/office/drawing/2010/main" val="0"/>
+                        </a:ext>
+                      </a:extLst>
+                    </a:blip>
+                    <a:srcRect/>
+                    <a:stretch>
+                      <a:fillRect/>
+                    </a:stretch>
+                  </pic:blipFill>
+                  <pic:spPr bwMode="auto">
+                    <a:xfrm>
+                      <a:off x="0" y="0"/>
+                      <a:ext cx="3494405" cy="1998980"/>
+                    </a:xfrm>
+                    <a:prstGeom prst="rect">
+                      <a:avLst/>
+                    </a:prstGeom>
+                    <a:noFill/>
+                    <a:ln>
+                      <a:noFill/>
+                    </a:ln>
+                  </pic:spPr>
+                </pic:pic>
+              </a:graphicData>
+            </a:graphic>
+          </wp:inline>
+        </w:drawing>
+      </w:r>
+    </w:p>
+    <w:p>
+      <w:pPr>
+        <w:pStyle w:val="ListParagraph"/>
+      </w:pPr>
+    </w:p>
+    <w:p>
+      <w:pPr>
+        <w:pStyle w:val="ListParagraph"/>
+      </w:pPr>
+      <w:r>
+        <w:t xml:space="preserve">For the above “ping ns”, command to work, we have changed the search domain in CentOS to netserv.edu.au from “it.netserv.edu.au”, since </w:t>
+      </w:r>
+      <w:proofErr w:type="gramStart"/>
+      <w:r>
+        <w:t>it</w:t>
+      </w:r>
+      <w:proofErr w:type="gramEnd"/>
+      <w:r>
+        <w:t xml:space="preserve"> </w:t>
+      </w:r>
+      <w:proofErr w:type="spellStart"/>
+      <w:r>
+        <w:t>wont</w:t>
+      </w:r>
+      <w:proofErr w:type="spellEnd"/>
+      <w:r>
+        <w:t xml:space="preserve"> ping the windows server for resolving the IP address.</w:t>
       </w:r>
     </w:p>
     <w:p/>
@@ -1203,7 +1538,7 @@
 </file>
 
 <file path=word/numbering.xml><?xml version="1.0" encoding="utf-8"?>
-<w:numbering xmlns:wpc="http://schemas.microsoft.com/office/word/2010/wordprocessingCanvas" xmlns:cx="http://schemas.microsoft.com/office/drawing/2014/chartex" xmlns:cx1="http://schemas.microsoft.com/office/drawing/2015/9/8/chartex" xmlns:cx2="http://schemas.microsoft.com/office/drawing/2015/10/21/chartex" xmlns:cx3="http://schemas.microsoft.com/office/drawing/2016/5/9/chartex" xmlns:cx4="http://schemas.microsoft.com/office/drawing/2016/5/10/chartex" xmlns:cx5="http://schemas.microsoft.com/office/drawing/2016/5/11/chartex" xmlns:cx6="http://schemas.microsoft.com/office/drawing/2016/5/12/chartex" xmlns:cx7="http://schemas.microsoft.com/office/drawing/2016/5/13/chartex" xmlns:cx8="http://schemas.microsoft.com/office/drawing/2016/5/14/chartex" xmlns:mc="http://schemas.openxmlformats.org/markup-compatibility/2006" xmlns:aink="http://schemas.microsoft.com/office/drawing/2016/ink" xmlns:am3d="http://schemas.microsoft.com/office/drawing/2017/model3d" xmlns:o="urn:schemas-microsoft-com:office:office" xmlns:oel="http://schemas.microsoft.com/office/2019/extlst" xmlns:r="http://schemas.openxmlformats.org/officeDocument/2006/relationships" xmlns:m="http://schemas.openxmlformats.org/officeDocument/2006/math" xmlns:v="urn:schemas-microsoft-com:vml" xmlns:wp14="http://schemas.microsoft.com/office/word/2010/wordprocessingDrawing" xmlns:wp="http://schemas.openxmlformats.org/drawingml/2006/wordprocessingDrawing" xmlns:w10="urn:schemas-microsoft-com:office:word" xmlns:w="http://schemas.openxmlformats.org/wordprocessingml/2006/main" xmlns:w14="http://schemas.microsoft.com/office/word/2010/wordml" xmlns:w15="http://schemas.microsoft.com/office/word/2012/wordml" xmlns:w16cex="http://schemas.microsoft.com/office/word/2018/wordml/cex" xmlns:w16cid="http://schemas.microsoft.com/office/word/2016/wordml/cid" xmlns:w16="http://schemas.microsoft.com/office/word/2018/wordml" xmlns:w16du="http://schemas.microsoft.com/office/word/2023/wordml/word16du" xmlns:w16sdtdh="http://schemas.microsoft.com/office/word/2020/wordml/sdtdatahash" xmlns:w16sdtfl="http://schemas.microsoft.com/office/word/2024/wordml/sdtformatlock" xmlns:w16se="http://schemas.microsoft.com/office/word/2015/wordml/symex" xmlns:wpg="http://schemas.microsoft.com/office/word/2010/wordprocessingGroup" xmlns:wpi="http://schemas.microsoft.com/office/word/2010/wordprocessingInk" xmlns:wne="http://schemas.microsoft.com/office/word/2006/wordml" xmlns:wps="http://schemas.microsoft.com/office/word/2010/wordprocessingShape" mc:Ignorable="w14 w15 w16se w16cid w16 w16cex w16sdtdh w16sdtfl w16du wp14">
+<w:numbering xmlns:wpc="http://schemas.microsoft.com/office/word/2010/wordprocessingCanvas" xmlns:cx="http://schemas.microsoft.com/office/drawing/2014/chartex" xmlns:cx1="http://schemas.microsoft.com/office/drawing/2015/9/8/chartex" xmlns:cx2="http://schemas.microsoft.com/office/drawing/2015/10/21/chartex" xmlns:cx3="http://schemas.microsoft.com/office/drawing/2016/5/9/chartex" xmlns:cx4="http://schemas.microsoft.com/office/drawing/2016/5/10/chartex" xmlns:cx5="http://schemas.microsoft.com/office/drawing/2016/5/11/chartex" xmlns:cx6="http://schemas.microsoft.com/office/drawing/2016/5/12/chartex" xmlns:cx7="http://schemas.microsoft.com/office/drawing/2016/5/13/chartex" xmlns:cx8="http://schemas.microsoft.com/office/drawing/2016/5/14/chartex" xmlns:mc="http://schemas.openxmlformats.org/markup-compatibility/2006" xmlns:m="http://schemas.openxmlformats.org/officeDocument/2006/math" xmlns:aink="http://schemas.microsoft.com/office/drawing/2016/ink" xmlns:am3d="http://schemas.microsoft.com/office/drawing/2017/model3d" xmlns:oel="http://schemas.microsoft.com/office/2019/extlst" xmlns:r="http://schemas.openxmlformats.org/officeDocument/2006/relationships" xmlns:wp14="http://schemas.microsoft.com/office/word/2010/wordprocessingDrawing" xmlns:wp="http://schemas.openxmlformats.org/drawingml/2006/wordprocessingDrawing" xmlns:wpg="http://schemas.microsoft.com/office/word/2010/wordprocessingGroup" xmlns:wpi="http://schemas.microsoft.com/office/word/2010/wordprocessingInk" xmlns:wps="http://schemas.microsoft.com/office/word/2010/wordprocessingShape" xmlns:o="urn:schemas-microsoft-com:office:office" xmlns:v="urn:schemas-microsoft-com:vml" xmlns:w10="urn:schemas-microsoft-com:office:word" xmlns:w="http://schemas.openxmlformats.org/wordprocessingml/2006/main" xmlns:w14="http://schemas.microsoft.com/office/word/2010/wordml" xmlns:w15="http://schemas.microsoft.com/office/word/2012/wordml" xmlns:w16cex="http://schemas.microsoft.com/office/word/2018/wordml/cex" xmlns:w16cid="http://schemas.microsoft.com/office/word/2016/wordml/cid" xmlns:w16="http://schemas.microsoft.com/office/word/2018/wordml" xmlns:w16sdtdh="http://schemas.microsoft.com/office/word/2020/wordml/sdtdatahash" xmlns:w16sdtfl="http://schemas.microsoft.com/office/word/2024/wordml/sdtformatlock" xmlns:w16se="http://schemas.microsoft.com/office/word/2015/wordml/symex" xmlns:w16du="http://schemas.microsoft.com/office/word/2023/wordml/word16du" xmlns:wne="http://schemas.microsoft.com/office/word/2006/wordml" mc:Ignorable="w14 w15 w16se w16cid w16 w16cex w16sdtdh w16sdtfl w16du wp14">
   <w:abstractNum w:abstractNumId="0" w15:restartNumberingAfterBreak="0">
     <w:nsid w:val="28EC0E65"/>
     <w:multiLevelType w:val="hybridMultilevel"/>
@@ -1876,7 +2211,7 @@
 </file>
 
 <file path=word/styles.xml><?xml version="1.0" encoding="utf-8"?>
-<w:styles xmlns:mc="http://schemas.openxmlformats.org/markup-compatibility/2006" xmlns:r="http://schemas.openxmlformats.org/officeDocument/2006/relationships" xmlns:w="http://schemas.openxmlformats.org/wordprocessingml/2006/main" xmlns:w14="http://schemas.microsoft.com/office/word/2010/wordml" xmlns:w15="http://schemas.microsoft.com/office/word/2012/wordml" xmlns:w16cex="http://schemas.microsoft.com/office/word/2018/wordml/cex" xmlns:w16cid="http://schemas.microsoft.com/office/word/2016/wordml/cid" xmlns:w16="http://schemas.microsoft.com/office/word/2018/wordml" xmlns:w16du="http://schemas.microsoft.com/office/word/2023/wordml/word16du" xmlns:w16sdtdh="http://schemas.microsoft.com/office/word/2020/wordml/sdtdatahash" xmlns:w16sdtfl="http://schemas.microsoft.com/office/word/2024/wordml/sdtformatlock" xmlns:w16se="http://schemas.microsoft.com/office/word/2015/wordml/symex" mc:Ignorable="w14 w15 w16se w16cid w16 w16cex w16sdtdh w16sdtfl w16du">
+<w:styles xmlns:mc="http://schemas.openxmlformats.org/markup-compatibility/2006" xmlns:r="http://schemas.openxmlformats.org/officeDocument/2006/relationships" xmlns:w="http://schemas.openxmlformats.org/wordprocessingml/2006/main" xmlns:w14="http://schemas.microsoft.com/office/word/2010/wordml" xmlns:w15="http://schemas.microsoft.com/office/word/2012/wordml" xmlns:w16cex="http://schemas.microsoft.com/office/word/2018/wordml/cex" xmlns:w16cid="http://schemas.microsoft.com/office/word/2016/wordml/cid" xmlns:w16="http://schemas.microsoft.com/office/word/2018/wordml" xmlns:w16sdtdh="http://schemas.microsoft.com/office/word/2020/wordml/sdtdatahash" xmlns:w16sdtfl="http://schemas.microsoft.com/office/word/2024/wordml/sdtformatlock" xmlns:w16se="http://schemas.microsoft.com/office/word/2015/wordml/symex" xmlns:w16du="http://schemas.microsoft.com/office/word/2023/wordml/word16du" mc:Ignorable="w14 w15 w16se w16cid w16 w16cex w16sdtdh w16sdtfl w16du">
   <w:docDefaults>
     <w:rPrDefault>
       <w:rPr>
